--- a/Ausgabe/Klasse_9/01_Informationen_und_Daten/09_Lernkontrollen.docx
+++ b/Ausgabe/Klasse_9/01_Informationen_und_Daten/09_Lernkontrollen.docx
@@ -5105,7 +5105,7 @@
       <w:rPr>
         <w:sz w:val="16"/>
       </w:rPr>
-      <w:t>Unterrichtsmaterial Oberschule Sachsen · Version v0.4.0-319-gc4b6538-dirty · Build 16.08.2026</w:t>
+      <w:t>Unterrichtsmaterial Oberschule Sachsen · Version v0.4.0-322-g516fad1-dirty · Build 17.08.2026</w:t>
     </w:r>
   </w:p>
 </w:ftr>

--- a/Ausgabe/Klasse_9/01_Informationen_und_Daten/09_Lernkontrollen.docx
+++ b/Ausgabe/Klasse_9/01_Informationen_und_Daten/09_Lernkontrollen.docx
@@ -5105,7 +5105,7 @@
       <w:rPr>
         <w:sz w:val="16"/>
       </w:rPr>
-      <w:t>Unterrichtsmaterial Oberschule Sachsen · Version v0.4.0-322-g516fad1-dirty · Build 17.08.2026</w:t>
+      <w:t>Unterrichtsmaterial Oberschule Sachsen · Version v0.4.0-327-g8416f81-dirty · Build 17.08.2026</w:t>
     </w:r>
   </w:p>
 </w:ftr>

--- a/Ausgabe/Klasse_9/01_Informationen_und_Daten/09_Lernkontrollen.docx
+++ b/Ausgabe/Klasse_9/01_Informationen_und_Daten/09_Lernkontrollen.docx
@@ -5105,7 +5105,7 @@
       <w:rPr>
         <w:sz w:val="16"/>
       </w:rPr>
-      <w:t>Unterrichtsmaterial Oberschule Sachsen · Version v0.4.0-327-g8416f81-dirty · Build 17.08.2026</w:t>
+      <w:t>Unterrichtsmaterial Oberschule Sachsen · Version v0.4.0-333-gbccbada-dirty · Build 17.08.2026</w:t>
     </w:r>
   </w:p>
 </w:ftr>

--- a/Ausgabe/Klasse_9/01_Informationen_und_Daten/09_Lernkontrollen.docx
+++ b/Ausgabe/Klasse_9/01_Informationen_und_Daten/09_Lernkontrollen.docx
@@ -5105,7 +5105,7 @@
       <w:rPr>
         <w:sz w:val="16"/>
       </w:rPr>
-      <w:t>Unterrichtsmaterial Oberschule Sachsen · Version v0.4.0-333-gbccbada-dirty · Build 17.08.2026</w:t>
+      <w:t>Unterrichtsmaterial Oberschule Sachsen · Version v0.4.0-341-g0b15cca-dirty · Build 17.08.2026</w:t>
     </w:r>
   </w:p>
 </w:ftr>

--- a/Ausgabe/Klasse_9/01_Informationen_und_Daten/09_Lernkontrollen.docx
+++ b/Ausgabe/Klasse_9/01_Informationen_und_Daten/09_Lernkontrollen.docx
@@ -5105,7 +5105,7 @@
       <w:rPr>
         <w:sz w:val="16"/>
       </w:rPr>
-      <w:t>Unterrichtsmaterial Oberschule Sachsen · Version v0.4.0-341-g0b15cca-dirty · Build 17.08.2026</w:t>
+      <w:t>Unterrichtsmaterial Oberschule Sachsen · Version v0.4.0-356-g3db0967-dirty · Build 17.08.2026</w:t>
     </w:r>
   </w:p>
 </w:ftr>

--- a/Ausgabe/Klasse_9/01_Informationen_und_Daten/09_Lernkontrollen.docx
+++ b/Ausgabe/Klasse_9/01_Informationen_und_Daten/09_Lernkontrollen.docx
@@ -5105,7 +5105,7 @@
       <w:rPr>
         <w:sz w:val="16"/>
       </w:rPr>
-      <w:t>Unterrichtsmaterial Oberschule Sachsen · Version v0.4.0-356-g3db0967-dirty · Build 17.08.2026</w:t>
+      <w:t>Unterrichtsmaterial Oberschule Sachsen · Version v0.4.0-376-gf442749-dirty · Build 17.08.2026</w:t>
     </w:r>
   </w:p>
 </w:ftr>

--- a/Ausgabe/Klasse_9/01_Informationen_und_Daten/09_Lernkontrollen.docx
+++ b/Ausgabe/Klasse_9/01_Informationen_und_Daten/09_Lernkontrollen.docx
@@ -5105,7 +5105,7 @@
       <w:rPr>
         <w:sz w:val="16"/>
       </w:rPr>
-      <w:t>Unterrichtsmaterial Oberschule Sachsen · Version v0.4.0-356-g3db0967-dirty · Build 17.08.2026</w:t>
+      <w:t>Unterrichtsmaterial Oberschule Sachsen · Version v0.4.0-376-g6ba679b-dirty · Build 17.08.2026</w:t>
     </w:r>
   </w:p>
 </w:ftr>

--- a/Ausgabe/Klasse_9/01_Informationen_und_Daten/09_Lernkontrollen.docx
+++ b/Ausgabe/Klasse_9/01_Informationen_und_Daten/09_Lernkontrollen.docx
@@ -5105,7 +5105,7 @@
       <w:rPr>
         <w:sz w:val="16"/>
       </w:rPr>
-      <w:t>Unterrichtsmaterial Oberschule Sachsen · Version v0.4.0-356-g3db0967-dirty · Build 17.08.2026</w:t>
+      <w:t>Unterrichtsmaterial Oberschule Sachsen · Version v0.4.0-378-g61c0f2a-dirty · Build 17.08.2026</w:t>
     </w:r>
   </w:p>
 </w:ftr>

--- a/Ausgabe/Klasse_9/01_Informationen_und_Daten/09_Lernkontrollen.docx
+++ b/Ausgabe/Klasse_9/01_Informationen_und_Daten/09_Lernkontrollen.docx
@@ -5105,7 +5105,7 @@
       <w:rPr>
         <w:sz w:val="16"/>
       </w:rPr>
-      <w:t>Unterrichtsmaterial Oberschule Sachsen · Version v0.4.0-356-g3db0967-dirty · Build 17.08.2026</w:t>
+      <w:t>Unterrichtsmaterial Oberschule Sachsen · Version v0.4.0-367-gb55ec7c-dirty · Build 17.08.2026</w:t>
     </w:r>
   </w:p>
 </w:ftr>

--- a/Ausgabe/Klasse_9/01_Informationen_und_Daten/09_Lernkontrollen.docx
+++ b/Ausgabe/Klasse_9/01_Informationen_und_Daten/09_Lernkontrollen.docx
@@ -5105,7 +5105,7 @@
       <w:rPr>
         <w:sz w:val="16"/>
       </w:rPr>
-      <w:t>Unterrichtsmaterial Oberschule Sachsen · Version v0.4.0-376-gf442749-dirty · Build 17.08.2026</w:t>
+      <w:t>Unterrichtsmaterial Oberschule Sachsen · Version v0.4.0-410-g8744ce6-dirty · Build 17.08.2026</w:t>
     </w:r>
   </w:p>
 </w:ftr>

--- a/Ausgabe/Klasse_9/01_Informationen_und_Daten/09_Lernkontrollen.docx
+++ b/Ausgabe/Klasse_9/01_Informationen_und_Daten/09_Lernkontrollen.docx
@@ -5105,7 +5105,7 @@
       <w:rPr>
         <w:sz w:val="16"/>
       </w:rPr>
-      <w:t>Unterrichtsmaterial Oberschule Sachsen · Version v0.4.0-410-g8744ce6-dirty · Build 17.08.2026</w:t>
+      <w:t>Unterrichtsmaterial Oberschule Sachsen · Version v0.4.0-444-gad95bb4-dirty · Build 18.08.2026</w:t>
     </w:r>
   </w:p>
 </w:ftr>

--- a/Ausgabe/Klasse_9/01_Informationen_und_Daten/09_Lernkontrollen.docx
+++ b/Ausgabe/Klasse_9/01_Informationen_und_Daten/09_Lernkontrollen.docx
@@ -5105,7 +5105,7 @@
       <w:rPr>
         <w:sz w:val="16"/>
       </w:rPr>
-      <w:t>Unterrichtsmaterial Oberschule Sachsen · Version v0.4.0-444-gad95bb4-dirty · Build 18.08.2026</w:t>
+      <w:t>Unterrichtsmaterial Oberschule Sachsen · Version v0.4.0-459-gb11fd20-dirty · Build 18.08.2026</w:t>
     </w:r>
   </w:p>
 </w:ftr>

--- a/Ausgabe/Klasse_9/01_Informationen_und_Daten/09_Lernkontrollen.docx
+++ b/Ausgabe/Klasse_9/01_Informationen_und_Daten/09_Lernkontrollen.docx
@@ -5105,7 +5105,7 @@
       <w:rPr>
         <w:sz w:val="16"/>
       </w:rPr>
-      <w:t>Unterrichtsmaterial Oberschule Sachsen · Version v0.4.0-459-gb11fd20-dirty · Build 18.08.2026</w:t>
+      <w:t>Unterrichtsmaterial Oberschule Sachsen · Version v0.4.0-444-gad95bb4-dirty · Build 18.08.2026</w:t>
     </w:r>
   </w:p>
 </w:ftr>

--- a/Ausgabe/Klasse_9/01_Informationen_und_Daten/09_Lernkontrollen.docx
+++ b/Ausgabe/Klasse_9/01_Informationen_und_Daten/09_Lernkontrollen.docx
@@ -1015,13 +1015,44 @@
     </w:p>
     <w:bookmarkEnd w:id="42"/>
     <w:bookmarkEnd w:id="43"/>
-    <w:bookmarkStart w:id="49" w:name="lk-03-klassen-objekte-und-schlüssel"/>
+    <w:bookmarkStart w:id="49" w:name="Xc0eaa3dbdc387408331fa8f060b4f4d8890d2d9"/>
     <w:p>
       <w:pPr>
         <w:pStyle w:val="Heading1"/>
       </w:pPr>
       <w:r>
-        <w:t xml:space="preserve">LK 03: Klassen Objekte und Schlüssel</w:t>
+        <w:t xml:space="preserve">LK 03: Klassen, Objekte und Schlüssel – optionale Vertiefung</w:t>
+      </w:r>
+    </w:p>
+    <w:p>
+      <w:pPr>
+        <w:pStyle w:val="BlockText"/>
+      </w:pPr>
+      <w:r>
+        <w:rPr>
+          <w:bCs/>
+          <w:b/>
+        </w:rPr>
+        <w:t xml:space="preserve">Hinweis für die Lehrkraft:</w:t>
+      </w:r>
+      <w:r>
+        <w:t xml:space="preserve"> </w:t>
+      </w:r>
+      <w:r>
+        <w:t xml:space="preserve">Diese Lernkontrolle ist</w:t>
+      </w:r>
+      <w:r>
+        <w:t xml:space="preserve"> </w:t>
+      </w:r>
+      <w:r>
+        <w:rPr>
+          <w:bCs/>
+          <w:b/>
+        </w:rPr>
+        <w:t xml:space="preserve">nicht Bestandteil des verbindlichen Kernwegs</w:t>
+      </w:r>
+      <w:r>
+        <w:t xml:space="preserve">. Sie darf nur eingesetzt werden, wenn Primärschlüssel im Unterricht ausdrücklich als Vertiefung behandelt wurden. Für den verbindlichen Lernbereich sind Tabelle, Datensatz, Datenfeld, Felddatentypen sowie einfache Datenmodelle maßgeblich.</w:t>
       </w:r>
     </w:p>
     <w:p>
@@ -1185,13 +1216,13 @@
       </w:r>
     </w:p>
     <w:bookmarkEnd w:id="44"/>
-    <w:bookmarkStart w:id="45" w:name="aufgabe-2-1-p-2"/>
+    <w:bookmarkStart w:id="45" w:name="aufgabe-2-1-p-vertiefung"/>
     <w:p>
       <w:pPr>
         <w:pStyle w:val="Heading3"/>
       </w:pPr>
       <w:r>
-        <w:t xml:space="preserve">Aufgabe 2 (1 P)</w:t>
+        <w:t xml:space="preserve">Aufgabe 2 (1 P) – Vertiefung</w:t>
       </w:r>
     </w:p>
     <w:p>
@@ -1199,7 +1230,7 @@
         <w:pStyle w:val="FirstParagraph"/>
       </w:pPr>
       <w:r>
-        <w:t xml:space="preserve">Welches Feld eignet sich am besten als Primärschlüssel?</w:t>
+        <w:t xml:space="preserve">Welches Feld eignet sich am besten als eindeutige Kennzeichnung eines Datensatzes?</w:t>
       </w:r>
     </w:p>
     <w:p>
@@ -1317,13 +1348,13 @@
       </w:r>
     </w:p>
     <w:bookmarkEnd w:id="46"/>
-    <w:bookmarkStart w:id="47" w:name="aufgabe-4-3-p"/>
+    <w:bookmarkStart w:id="47" w:name="aufgabe-4-3-p-vertiefung"/>
     <w:p>
       <w:pPr>
         <w:pStyle w:val="Heading3"/>
       </w:pPr>
       <w:r>
-        <w:t xml:space="preserve">Aufgabe 4 (3 P)</w:t>
+        <w:t xml:space="preserve">Aufgabe 4 (3 P) – Vertiefung</w:t>
       </w:r>
     </w:p>
     <w:p>
@@ -1331,7 +1362,7 @@
         <w:pStyle w:val="FirstParagraph"/>
       </w:pPr>
       <w:r>
-        <w:t xml:space="preserve">Warum ist ein Standname als Primärschlüssel problematisch?</w:t>
+        <w:t xml:space="preserve">Warum ist ein Standname als eindeutige Kennzeichnung problematisch?</w:t>
       </w:r>
     </w:p>
     <w:p>
@@ -1387,16 +1418,8 @@
         <w:t xml:space="preserve">Alle Zuordnungen sind korrekt.</w:t>
       </w:r>
     </w:p>
-    <w:p>
-      <w:pPr>
-        <w:pStyle w:val="BodyText"/>
-      </w:pPr>
-      <w:r>
-        <w:t xml:space="preserve">Andere fachlich gleichwertige Formulierungen sind bei offenen Aufgaben anzuerkennen.</w:t>
-      </w:r>
-    </w:p>
     <w:bookmarkEnd w:id="50"/>
-    <w:bookmarkStart w:id="51" w:name="aufgabe-2-1-p-3"/>
+    <w:bookmarkStart w:id="51" w:name="aufgabe-2-1-p-2"/>
     <w:p>
       <w:pPr>
         <w:pStyle w:val="Heading2"/>
@@ -1411,14 +1434,6 @@
       </w:pPr>
       <w:r>
         <w:t xml:space="preserve">Eine stabile eindeutige ID ist geeignet.</w:t>
-      </w:r>
-    </w:p>
-    <w:p>
-      <w:pPr>
-        <w:pStyle w:val="BodyText"/>
-      </w:pPr>
-      <w:r>
-        <w:t xml:space="preserve">Andere fachlich gleichwertige Formulierungen sind bei offenen Aufgaben anzuerkennen.</w:t>
       </w:r>
     </w:p>
     <w:bookmarkEnd w:id="51"/>
@@ -1439,16 +1454,8 @@
         <w:t xml:space="preserve">Eine Klasse beschreibt gemeinsame Merkmale; ein Objekt ist ein konkretes Exemplar.</w:t>
       </w:r>
     </w:p>
-    <w:p>
-      <w:pPr>
-        <w:pStyle w:val="BodyText"/>
-      </w:pPr>
-      <w:r>
-        <w:t xml:space="preserve">Andere fachlich gleichwertige Formulierungen sind bei offenen Aufgaben anzuerkennen.</w:t>
-      </w:r>
-    </w:p>
     <w:bookmarkEnd w:id="52"/>
-    <w:bookmarkStart w:id="53" w:name="aufgabe-4-3-p-1"/>
+    <w:bookmarkStart w:id="53" w:name="aufgabe-4-3-p"/>
     <w:p>
       <w:pPr>
         <w:pStyle w:val="Heading2"/>
@@ -1462,7 +1469,7 @@
         <w:pStyle w:val="FirstParagraph"/>
       </w:pPr>
       <w:r>
-        <w:t xml:space="preserve">Namen können doppelt vorkommen oder geändert werden.</w:t>
+        <w:t xml:space="preserve">Namen können doppelt vorkommen oder geändert werden; eine eindeutige ID vermeidet diese Mehrdeutigkeit.</w:t>
       </w:r>
     </w:p>
     <w:p>
@@ -1488,7 +1495,7 @@
         <w:pStyle w:val="FirstParagraph"/>
       </w:pPr>
       <w:r>
-        <w:t xml:space="preserve">Konzipiert für etwa 15 Minuten; maximal 20 Minuten. Der verbindliche Notenschlüssel richtet sich nach den schulischen Festlegungen.</w:t>
+        <w:t xml:space="preserve">Nur nach entsprechender Vertiefung einsetzen. Der verbindliche Notenschlüssel richtet sich nach den schulischen Festlegungen.</w:t>
       </w:r>
     </w:p>
     <w:p>
@@ -1498,13 +1505,44 @@
     </w:p>
     <w:bookmarkEnd w:id="54"/>
     <w:bookmarkEnd w:id="55"/>
-    <w:bookmarkStart w:id="61" w:name="lk-04-beziehungen-und-datenbankschema"/>
+    <w:bookmarkStart w:id="61" w:name="X476c21bf57af79fd8a1525a815d1f3c60a09bde"/>
     <w:p>
       <w:pPr>
         <w:pStyle w:val="Heading1"/>
       </w:pPr>
       <w:r>
-        <w:t xml:space="preserve">LK 04: Beziehungen und Datenbankschema</w:t>
+        <w:t xml:space="preserve">LK 04: Beziehungen und Datenbankschema – optionale Vertiefung</w:t>
+      </w:r>
+    </w:p>
+    <w:p>
+      <w:pPr>
+        <w:pStyle w:val="BlockText"/>
+      </w:pPr>
+      <w:r>
+        <w:rPr>
+          <w:bCs/>
+          <w:b/>
+        </w:rPr>
+        <w:t xml:space="preserve">Hinweis für die Lehrkraft:</w:t>
+      </w:r>
+      <w:r>
+        <w:t xml:space="preserve"> </w:t>
+      </w:r>
+      <w:r>
+        <w:t xml:space="preserve">Diese Lernkontrolle behandelt Fremdschlüssel und 1:n-Beziehungen und ist damit</w:t>
+      </w:r>
+      <w:r>
+        <w:t xml:space="preserve"> </w:t>
+      </w:r>
+      <w:r>
+        <w:rPr>
+          <w:bCs/>
+          <w:b/>
+        </w:rPr>
+        <w:t xml:space="preserve">eine optionale Vertiefung</w:t>
+      </w:r>
+      <w:r>
+        <w:t xml:space="preserve">. Sie darf nur eingesetzt werden, wenn diese Begriffe im Unterricht ausdrücklich eingeführt wurden. Sie gehört nicht automatisch zum verbindlichen Kern des Lernbereichs.</w:t>
       </w:r>
     </w:p>
     <w:p>
@@ -1580,7 +1618,7 @@
         <w:pStyle w:val="FirstParagraph"/>
       </w:pPr>
       <w:r>
-        <w:t xml:space="preserve">Wo steht bei einer 1:n-Beziehung normalerweise der Fremdschlüssel?</w:t>
+        <w:t xml:space="preserve">Bei einer im Unterricht behandelten 1:n-Beziehung: Wo steht der Fremdschlüssel typischerweise?</w:t>
       </w:r>
     </w:p>
     <w:p>
@@ -1601,7 +1639,7 @@
         <w:pStyle w:val="Compact"/>
       </w:pPr>
       <w:r>
-        <w:t xml:space="preserve">Auf der 1-Seite</w:t>
+        <w:t xml:space="preserve">auf der 1-Seite</w:t>
       </w:r>
     </w:p>
     <w:p>
@@ -1622,7 +1660,7 @@
         <w:pStyle w:val="Compact"/>
       </w:pPr>
       <w:r>
-        <w:t xml:space="preserve">Auf der n-Seite</w:t>
+        <w:t xml:space="preserve">auf der n-Seite</w:t>
       </w:r>
     </w:p>
     <w:p>
@@ -1643,7 +1681,7 @@
         <w:pStyle w:val="Compact"/>
       </w:pPr>
       <w:r>
-        <w:t xml:space="preserve">In keiner Tabelle</w:t>
+        <w:t xml:space="preserve">in keiner Tabelle</w:t>
       </w:r>
     </w:p>
     <w:p>
@@ -1664,7 +1702,7 @@
         <w:pStyle w:val="Compact"/>
       </w:pPr>
       <w:r>
-        <w:t xml:space="preserve">Immer in beiden Tabellen</w:t>
+        <w:t xml:space="preserve">immer in beiden Tabellen</w:t>
       </w:r>
     </w:p>
     <w:bookmarkEnd w:id="56"/>
@@ -1712,7 +1750,7 @@
         <w:pStyle w:val="FirstParagraph"/>
       </w:pPr>
       <w:r>
-        <w:t xml:space="preserve">Ordne Primär- und Fremdschlüssel zu.</w:t>
+        <w:t xml:space="preserve">Ordne im behandelten Beispiel Primär- und Fremdschlüssel zu.</w:t>
       </w:r>
     </w:p>
     <w:p>
@@ -1793,7 +1831,7 @@
         <w:pStyle w:val="FirstParagraph"/>
       </w:pPr>
       <w:r>
-        <w:t xml:space="preserve">Warum sollten Raumdaten nicht bei jedem Programmpunkt wiederholt werden?</w:t>
+        <w:t xml:space="preserve">Warum ist es sinnvoll, Raumdaten nicht bei jedem Programmpunkt vollständig zu wiederholen?</w:t>
       </w:r>
     </w:p>
     <w:p>
@@ -1846,15 +1884,7 @@
         <w:pStyle w:val="FirstParagraph"/>
       </w:pPr>
       <w:r>
-        <w:t xml:space="preserve">Der Fremdschlüssel steht auf der n-Seite.</w:t>
-      </w:r>
-    </w:p>
-    <w:p>
-      <w:pPr>
-        <w:pStyle w:val="BodyText"/>
-      </w:pPr>
-      <w:r>
-        <w:t xml:space="preserve">Andere fachlich gleichwertige Formulierungen sind bei offenen Aufgaben anzuerkennen.</w:t>
+        <w:t xml:space="preserve">Der Fremdschlüssel steht bei dieser Abbildung auf der n-Seite.</w:t>
       </w:r>
     </w:p>
     <w:bookmarkEnd w:id="62"/>
@@ -1872,15 +1902,7 @@
         <w:pStyle w:val="FirstParagraph"/>
       </w:pPr>
       <w:r>
-        <w:t xml:space="preserve">Er verweist auf den Primärschlüssel einer anderen Tabelle.</w:t>
-      </w:r>
-    </w:p>
-    <w:p>
-      <w:pPr>
-        <w:pStyle w:val="BodyText"/>
-      </w:pPr>
-      <w:r>
-        <w:t xml:space="preserve">Andere fachlich gleichwertige Formulierungen sind bei offenen Aufgaben anzuerkennen.</w:t>
+        <w:t xml:space="preserve">Er verweist auf die eindeutige Kennzeichnung eines Datensatzes in einer anderen Tabelle und stellt dadurch die Beziehung her.</w:t>
       </w:r>
     </w:p>
     <w:bookmarkEnd w:id="63"/>
@@ -1901,14 +1923,6 @@
         <w:t xml:space="preserve">Alle Zuordnungen sind korrekt.</w:t>
       </w:r>
     </w:p>
-    <w:p>
-      <w:pPr>
-        <w:pStyle w:val="BodyText"/>
-      </w:pPr>
-      <w:r>
-        <w:t xml:space="preserve">Andere fachlich gleichwertige Formulierungen sind bei offenen Aufgaben anzuerkennen.</w:t>
-      </w:r>
-    </w:p>
     <w:bookmarkEnd w:id="64"/>
     <w:bookmarkStart w:id="65" w:name="aufgabe-4-4-p-5"/>
     <w:p>
@@ -1924,7 +1938,7 @@
         <w:pStyle w:val="FirstParagraph"/>
       </w:pPr>
       <w:r>
-        <w:t xml:space="preserve">Wiederholungen erhöhen Aufwand und Fehlergefahr; eine Raumtabelle speichert sie einmal.</w:t>
+        <w:t xml:space="preserve">Wiederholte Speicherung erhöht Änderungsaufwand und Fehlergefahr. Eine getrennte Raumtabelle speichert die Raumdaten einmal und verknüpft sie mit Programmpunkten.</w:t>
       </w:r>
     </w:p>
     <w:p>
@@ -1950,7 +1964,7 @@
         <w:pStyle w:val="FirstParagraph"/>
       </w:pPr>
       <w:r>
-        <w:t xml:space="preserve">Konzipiert für etwa 15 Minuten; maximal 20 Minuten. Der verbindliche Notenschlüssel richtet sich nach den schulischen Festlegungen.</w:t>
+        <w:t xml:space="preserve">Nur nach entsprechender Vertiefung einsetzen. Der verbindliche Notenschlüssel richtet sich nach den schulischen Festlegungen.</w:t>
       </w:r>
     </w:p>
     <w:p>
@@ -2817,7 +2831,7 @@
       </w:r>
     </w:p>
     <w:bookmarkEnd w:id="82"/>
-    <w:bookmarkStart w:id="83" w:name="aufgabe-4-3-p-2"/>
+    <w:bookmarkStart w:id="83" w:name="aufgabe-4-3-p-1"/>
     <w:p>
       <w:pPr>
         <w:pStyle w:val="Heading3"/>
@@ -2948,7 +2962,7 @@
       </w:r>
     </w:p>
     <w:bookmarkEnd w:id="88"/>
-    <w:bookmarkStart w:id="89" w:name="aufgabe-4-3-p-3"/>
+    <w:bookmarkStart w:id="89" w:name="aufgabe-4-3-p-2"/>
     <w:p>
       <w:pPr>
         <w:pStyle w:val="Heading2"/>
@@ -3168,7 +3182,7 @@
       </w:r>
     </w:p>
     <w:bookmarkEnd w:id="92"/>
-    <w:bookmarkStart w:id="93" w:name="aufgabe-2-1-p-4"/>
+    <w:bookmarkStart w:id="93" w:name="aufgabe-2-1-p-3"/>
     <w:p>
       <w:pPr>
         <w:pStyle w:val="Heading3"/>
@@ -3379,7 +3393,7 @@
       </w:r>
     </w:p>
     <w:bookmarkEnd w:id="98"/>
-    <w:bookmarkStart w:id="99" w:name="aufgabe-2-1-p-5"/>
+    <w:bookmarkStart w:id="99" w:name="aufgabe-2-1-p-4"/>
     <w:p>
       <w:pPr>
         <w:pStyle w:val="Heading2"/>
@@ -3651,7 +3665,7 @@
       </w:r>
     </w:p>
     <w:bookmarkEnd w:id="104"/>
-    <w:bookmarkStart w:id="105" w:name="aufgabe-2-1-p-6"/>
+    <w:bookmarkStart w:id="105" w:name="aufgabe-2-1-p-5"/>
     <w:p>
       <w:pPr>
         <w:pStyle w:val="Heading3"/>
@@ -3862,7 +3876,7 @@
       </w:r>
     </w:p>
     <w:bookmarkEnd w:id="110"/>
-    <w:bookmarkStart w:id="111" w:name="aufgabe-2-1-p-7"/>
+    <w:bookmarkStart w:id="111" w:name="aufgabe-2-1-p-6"/>
     <w:p>
       <w:pPr>
         <w:pStyle w:val="Heading2"/>
@@ -5105,7 +5119,7 @@
       <w:rPr>
         <w:sz w:val="16"/>
       </w:rPr>
-      <w:t>Unterrichtsmaterial Oberschule Sachsen · Version v0.4.0-444-gad95bb4-dirty · Build 18.08.2026</w:t>
+      <w:t>Unterrichtsmaterial Oberschule Sachsen · Version v0.4.0-489-gf58e499-dirty · Build 18.08.2026</w:t>
     </w:r>
   </w:p>
 </w:ftr>

--- a/Ausgabe/Klasse_9/01_Informationen_und_Daten/09_Lernkontrollen.docx
+++ b/Ausgabe/Klasse_9/01_Informationen_und_Daten/09_Lernkontrollen.docx
@@ -1015,13 +1015,44 @@
     </w:p>
     <w:bookmarkEnd w:id="42"/>
     <w:bookmarkEnd w:id="43"/>
-    <w:bookmarkStart w:id="49" w:name="lk-03-klassen-objekte-und-schlüssel"/>
+    <w:bookmarkStart w:id="49" w:name="Xc0eaa3dbdc387408331fa8f060b4f4d8890d2d9"/>
     <w:p>
       <w:pPr>
         <w:pStyle w:val="Heading1"/>
       </w:pPr>
       <w:r>
-        <w:t xml:space="preserve">LK 03: Klassen Objekte und Schlüssel</w:t>
+        <w:t xml:space="preserve">LK 03: Klassen, Objekte und Schlüssel – optionale Vertiefung</w:t>
+      </w:r>
+    </w:p>
+    <w:p>
+      <w:pPr>
+        <w:pStyle w:val="BlockText"/>
+      </w:pPr>
+      <w:r>
+        <w:rPr>
+          <w:bCs/>
+          <w:b/>
+        </w:rPr>
+        <w:t xml:space="preserve">Hinweis für die Lehrkraft:</w:t>
+      </w:r>
+      <w:r>
+        <w:t xml:space="preserve"> </w:t>
+      </w:r>
+      <w:r>
+        <w:t xml:space="preserve">Diese Lernkontrolle ist</w:t>
+      </w:r>
+      <w:r>
+        <w:t xml:space="preserve"> </w:t>
+      </w:r>
+      <w:r>
+        <w:rPr>
+          <w:bCs/>
+          <w:b/>
+        </w:rPr>
+        <w:t xml:space="preserve">nicht Bestandteil des verbindlichen Kernwegs</w:t>
+      </w:r>
+      <w:r>
+        <w:t xml:space="preserve">. Sie darf nur eingesetzt werden, wenn Primärschlüssel im Unterricht ausdrücklich als Vertiefung behandelt wurden. Für den verbindlichen Lernbereich sind Tabelle, Datensatz, Datenfeld, Felddatentypen sowie einfache Datenmodelle maßgeblich.</w:t>
       </w:r>
     </w:p>
     <w:p>
@@ -1185,13 +1216,13 @@
       </w:r>
     </w:p>
     <w:bookmarkEnd w:id="44"/>
-    <w:bookmarkStart w:id="45" w:name="aufgabe-2-1-p-2"/>
+    <w:bookmarkStart w:id="45" w:name="aufgabe-2-1-p-vertiefung"/>
     <w:p>
       <w:pPr>
         <w:pStyle w:val="Heading3"/>
       </w:pPr>
       <w:r>
-        <w:t xml:space="preserve">Aufgabe 2 (1 P)</w:t>
+        <w:t xml:space="preserve">Aufgabe 2 (1 P) – Vertiefung</w:t>
       </w:r>
     </w:p>
     <w:p>
@@ -1199,7 +1230,7 @@
         <w:pStyle w:val="FirstParagraph"/>
       </w:pPr>
       <w:r>
-        <w:t xml:space="preserve">Welches Feld eignet sich am besten als Primärschlüssel?</w:t>
+        <w:t xml:space="preserve">Welches Feld eignet sich am besten als eindeutige Kennzeichnung eines Datensatzes?</w:t>
       </w:r>
     </w:p>
     <w:p>
@@ -1317,13 +1348,13 @@
       </w:r>
     </w:p>
     <w:bookmarkEnd w:id="46"/>
-    <w:bookmarkStart w:id="47" w:name="aufgabe-4-3-p"/>
+    <w:bookmarkStart w:id="47" w:name="aufgabe-4-3-p-vertiefung"/>
     <w:p>
       <w:pPr>
         <w:pStyle w:val="Heading3"/>
       </w:pPr>
       <w:r>
-        <w:t xml:space="preserve">Aufgabe 4 (3 P)</w:t>
+        <w:t xml:space="preserve">Aufgabe 4 (3 P) – Vertiefung</w:t>
       </w:r>
     </w:p>
     <w:p>
@@ -1331,7 +1362,7 @@
         <w:pStyle w:val="FirstParagraph"/>
       </w:pPr>
       <w:r>
-        <w:t xml:space="preserve">Warum ist ein Standname als Primärschlüssel problematisch?</w:t>
+        <w:t xml:space="preserve">Warum ist ein Standname als eindeutige Kennzeichnung problematisch?</w:t>
       </w:r>
     </w:p>
     <w:p>
@@ -1387,16 +1418,8 @@
         <w:t xml:space="preserve">Alle Zuordnungen sind korrekt.</w:t>
       </w:r>
     </w:p>
-    <w:p>
-      <w:pPr>
-        <w:pStyle w:val="BodyText"/>
-      </w:pPr>
-      <w:r>
-        <w:t xml:space="preserve">Andere fachlich gleichwertige Formulierungen sind bei offenen Aufgaben anzuerkennen.</w:t>
-      </w:r>
-    </w:p>
     <w:bookmarkEnd w:id="50"/>
-    <w:bookmarkStart w:id="51" w:name="aufgabe-2-1-p-3"/>
+    <w:bookmarkStart w:id="51" w:name="aufgabe-2-1-p-2"/>
     <w:p>
       <w:pPr>
         <w:pStyle w:val="Heading2"/>
@@ -1411,14 +1434,6 @@
       </w:pPr>
       <w:r>
         <w:t xml:space="preserve">Eine stabile eindeutige ID ist geeignet.</w:t>
-      </w:r>
-    </w:p>
-    <w:p>
-      <w:pPr>
-        <w:pStyle w:val="BodyText"/>
-      </w:pPr>
-      <w:r>
-        <w:t xml:space="preserve">Andere fachlich gleichwertige Formulierungen sind bei offenen Aufgaben anzuerkennen.</w:t>
       </w:r>
     </w:p>
     <w:bookmarkEnd w:id="51"/>
@@ -1439,16 +1454,8 @@
         <w:t xml:space="preserve">Eine Klasse beschreibt gemeinsame Merkmale; ein Objekt ist ein konkretes Exemplar.</w:t>
       </w:r>
     </w:p>
-    <w:p>
-      <w:pPr>
-        <w:pStyle w:val="BodyText"/>
-      </w:pPr>
-      <w:r>
-        <w:t xml:space="preserve">Andere fachlich gleichwertige Formulierungen sind bei offenen Aufgaben anzuerkennen.</w:t>
-      </w:r>
-    </w:p>
     <w:bookmarkEnd w:id="52"/>
-    <w:bookmarkStart w:id="53" w:name="aufgabe-4-3-p-1"/>
+    <w:bookmarkStart w:id="53" w:name="aufgabe-4-3-p"/>
     <w:p>
       <w:pPr>
         <w:pStyle w:val="Heading2"/>
@@ -1462,7 +1469,7 @@
         <w:pStyle w:val="FirstParagraph"/>
       </w:pPr>
       <w:r>
-        <w:t xml:space="preserve">Namen können doppelt vorkommen oder geändert werden.</w:t>
+        <w:t xml:space="preserve">Namen können doppelt vorkommen oder geändert werden; eine eindeutige ID vermeidet diese Mehrdeutigkeit.</w:t>
       </w:r>
     </w:p>
     <w:p>
@@ -1488,7 +1495,7 @@
         <w:pStyle w:val="FirstParagraph"/>
       </w:pPr>
       <w:r>
-        <w:t xml:space="preserve">Konzipiert für etwa 15 Minuten; maximal 20 Minuten. Der verbindliche Notenschlüssel richtet sich nach den schulischen Festlegungen.</w:t>
+        <w:t xml:space="preserve">Nur nach entsprechender Vertiefung einsetzen. Der verbindliche Notenschlüssel richtet sich nach den schulischen Festlegungen.</w:t>
       </w:r>
     </w:p>
     <w:p>
@@ -1498,13 +1505,44 @@
     </w:p>
     <w:bookmarkEnd w:id="54"/>
     <w:bookmarkEnd w:id="55"/>
-    <w:bookmarkStart w:id="61" w:name="lk-04-beziehungen-und-datenbankschema"/>
+    <w:bookmarkStart w:id="61" w:name="X476c21bf57af79fd8a1525a815d1f3c60a09bde"/>
     <w:p>
       <w:pPr>
         <w:pStyle w:val="Heading1"/>
       </w:pPr>
       <w:r>
-        <w:t xml:space="preserve">LK 04: Beziehungen und Datenbankschema</w:t>
+        <w:t xml:space="preserve">LK 04: Beziehungen und Datenbankschema – optionale Vertiefung</w:t>
+      </w:r>
+    </w:p>
+    <w:p>
+      <w:pPr>
+        <w:pStyle w:val="BlockText"/>
+      </w:pPr>
+      <w:r>
+        <w:rPr>
+          <w:bCs/>
+          <w:b/>
+        </w:rPr>
+        <w:t xml:space="preserve">Hinweis für die Lehrkraft:</w:t>
+      </w:r>
+      <w:r>
+        <w:t xml:space="preserve"> </w:t>
+      </w:r>
+      <w:r>
+        <w:t xml:space="preserve">Diese Lernkontrolle behandelt Fremdschlüssel und 1:n-Beziehungen und ist damit</w:t>
+      </w:r>
+      <w:r>
+        <w:t xml:space="preserve"> </w:t>
+      </w:r>
+      <w:r>
+        <w:rPr>
+          <w:bCs/>
+          <w:b/>
+        </w:rPr>
+        <w:t xml:space="preserve">eine optionale Vertiefung</w:t>
+      </w:r>
+      <w:r>
+        <w:t xml:space="preserve">. Sie darf nur eingesetzt werden, wenn diese Begriffe im Unterricht ausdrücklich eingeführt wurden. Sie gehört nicht automatisch zum verbindlichen Kern des Lernbereichs.</w:t>
       </w:r>
     </w:p>
     <w:p>
@@ -1580,7 +1618,7 @@
         <w:pStyle w:val="FirstParagraph"/>
       </w:pPr>
       <w:r>
-        <w:t xml:space="preserve">Wo steht bei einer 1:n-Beziehung normalerweise der Fremdschlüssel?</w:t>
+        <w:t xml:space="preserve">Bei einer im Unterricht behandelten 1:n-Beziehung: Wo steht der Fremdschlüssel typischerweise?</w:t>
       </w:r>
     </w:p>
     <w:p>
@@ -1601,7 +1639,7 @@
         <w:pStyle w:val="Compact"/>
       </w:pPr>
       <w:r>
-        <w:t xml:space="preserve">Auf der 1-Seite</w:t>
+        <w:t xml:space="preserve">auf der 1-Seite</w:t>
       </w:r>
     </w:p>
     <w:p>
@@ -1622,7 +1660,7 @@
         <w:pStyle w:val="Compact"/>
       </w:pPr>
       <w:r>
-        <w:t xml:space="preserve">Auf der n-Seite</w:t>
+        <w:t xml:space="preserve">auf der n-Seite</w:t>
       </w:r>
     </w:p>
     <w:p>
@@ -1643,7 +1681,7 @@
         <w:pStyle w:val="Compact"/>
       </w:pPr>
       <w:r>
-        <w:t xml:space="preserve">In keiner Tabelle</w:t>
+        <w:t xml:space="preserve">in keiner Tabelle</w:t>
       </w:r>
     </w:p>
     <w:p>
@@ -1664,7 +1702,7 @@
         <w:pStyle w:val="Compact"/>
       </w:pPr>
       <w:r>
-        <w:t xml:space="preserve">Immer in beiden Tabellen</w:t>
+        <w:t xml:space="preserve">immer in beiden Tabellen</w:t>
       </w:r>
     </w:p>
     <w:bookmarkEnd w:id="56"/>
@@ -1712,7 +1750,7 @@
         <w:pStyle w:val="FirstParagraph"/>
       </w:pPr>
       <w:r>
-        <w:t xml:space="preserve">Ordne Primär- und Fremdschlüssel zu.</w:t>
+        <w:t xml:space="preserve">Ordne im behandelten Beispiel Primär- und Fremdschlüssel zu.</w:t>
       </w:r>
     </w:p>
     <w:p>
@@ -1793,7 +1831,7 @@
         <w:pStyle w:val="FirstParagraph"/>
       </w:pPr>
       <w:r>
-        <w:t xml:space="preserve">Warum sollten Raumdaten nicht bei jedem Programmpunkt wiederholt werden?</w:t>
+        <w:t xml:space="preserve">Warum ist es sinnvoll, Raumdaten nicht bei jedem Programmpunkt vollständig zu wiederholen?</w:t>
       </w:r>
     </w:p>
     <w:p>
@@ -1846,15 +1884,7 @@
         <w:pStyle w:val="FirstParagraph"/>
       </w:pPr>
       <w:r>
-        <w:t xml:space="preserve">Der Fremdschlüssel steht auf der n-Seite.</w:t>
-      </w:r>
-    </w:p>
-    <w:p>
-      <w:pPr>
-        <w:pStyle w:val="BodyText"/>
-      </w:pPr>
-      <w:r>
-        <w:t xml:space="preserve">Andere fachlich gleichwertige Formulierungen sind bei offenen Aufgaben anzuerkennen.</w:t>
+        <w:t xml:space="preserve">Der Fremdschlüssel steht bei dieser Abbildung auf der n-Seite.</w:t>
       </w:r>
     </w:p>
     <w:bookmarkEnd w:id="62"/>
@@ -1872,15 +1902,7 @@
         <w:pStyle w:val="FirstParagraph"/>
       </w:pPr>
       <w:r>
-        <w:t xml:space="preserve">Er verweist auf den Primärschlüssel einer anderen Tabelle.</w:t>
-      </w:r>
-    </w:p>
-    <w:p>
-      <w:pPr>
-        <w:pStyle w:val="BodyText"/>
-      </w:pPr>
-      <w:r>
-        <w:t xml:space="preserve">Andere fachlich gleichwertige Formulierungen sind bei offenen Aufgaben anzuerkennen.</w:t>
+        <w:t xml:space="preserve">Er verweist auf die eindeutige Kennzeichnung eines Datensatzes in einer anderen Tabelle und stellt dadurch die Beziehung her.</w:t>
       </w:r>
     </w:p>
     <w:bookmarkEnd w:id="63"/>
@@ -1901,14 +1923,6 @@
         <w:t xml:space="preserve">Alle Zuordnungen sind korrekt.</w:t>
       </w:r>
     </w:p>
-    <w:p>
-      <w:pPr>
-        <w:pStyle w:val="BodyText"/>
-      </w:pPr>
-      <w:r>
-        <w:t xml:space="preserve">Andere fachlich gleichwertige Formulierungen sind bei offenen Aufgaben anzuerkennen.</w:t>
-      </w:r>
-    </w:p>
     <w:bookmarkEnd w:id="64"/>
     <w:bookmarkStart w:id="65" w:name="aufgabe-4-4-p-5"/>
     <w:p>
@@ -1924,7 +1938,7 @@
         <w:pStyle w:val="FirstParagraph"/>
       </w:pPr>
       <w:r>
-        <w:t xml:space="preserve">Wiederholungen erhöhen Aufwand und Fehlergefahr; eine Raumtabelle speichert sie einmal.</w:t>
+        <w:t xml:space="preserve">Wiederholte Speicherung erhöht Änderungsaufwand und Fehlergefahr. Eine getrennte Raumtabelle speichert die Raumdaten einmal und verknüpft sie mit Programmpunkten.</w:t>
       </w:r>
     </w:p>
     <w:p>
@@ -1950,7 +1964,7 @@
         <w:pStyle w:val="FirstParagraph"/>
       </w:pPr>
       <w:r>
-        <w:t xml:space="preserve">Konzipiert für etwa 15 Minuten; maximal 20 Minuten. Der verbindliche Notenschlüssel richtet sich nach den schulischen Festlegungen.</w:t>
+        <w:t xml:space="preserve">Nur nach entsprechender Vertiefung einsetzen. Der verbindliche Notenschlüssel richtet sich nach den schulischen Festlegungen.</w:t>
       </w:r>
     </w:p>
     <w:p>
@@ -2817,7 +2831,7 @@
       </w:r>
     </w:p>
     <w:bookmarkEnd w:id="82"/>
-    <w:bookmarkStart w:id="83" w:name="aufgabe-4-3-p-2"/>
+    <w:bookmarkStart w:id="83" w:name="aufgabe-4-3-p-1"/>
     <w:p>
       <w:pPr>
         <w:pStyle w:val="Heading3"/>
@@ -2948,7 +2962,7 @@
       </w:r>
     </w:p>
     <w:bookmarkEnd w:id="88"/>
-    <w:bookmarkStart w:id="89" w:name="aufgabe-4-3-p-3"/>
+    <w:bookmarkStart w:id="89" w:name="aufgabe-4-3-p-2"/>
     <w:p>
       <w:pPr>
         <w:pStyle w:val="Heading2"/>
@@ -3168,7 +3182,7 @@
       </w:r>
     </w:p>
     <w:bookmarkEnd w:id="92"/>
-    <w:bookmarkStart w:id="93" w:name="aufgabe-2-1-p-4"/>
+    <w:bookmarkStart w:id="93" w:name="aufgabe-2-1-p-3"/>
     <w:p>
       <w:pPr>
         <w:pStyle w:val="Heading3"/>
@@ -3379,7 +3393,7 @@
       </w:r>
     </w:p>
     <w:bookmarkEnd w:id="98"/>
-    <w:bookmarkStart w:id="99" w:name="aufgabe-2-1-p-5"/>
+    <w:bookmarkStart w:id="99" w:name="aufgabe-2-1-p-4"/>
     <w:p>
       <w:pPr>
         <w:pStyle w:val="Heading2"/>
@@ -3651,7 +3665,7 @@
       </w:r>
     </w:p>
     <w:bookmarkEnd w:id="104"/>
-    <w:bookmarkStart w:id="105" w:name="aufgabe-2-1-p-6"/>
+    <w:bookmarkStart w:id="105" w:name="aufgabe-2-1-p-5"/>
     <w:p>
       <w:pPr>
         <w:pStyle w:val="Heading3"/>
@@ -3862,7 +3876,7 @@
       </w:r>
     </w:p>
     <w:bookmarkEnd w:id="110"/>
-    <w:bookmarkStart w:id="111" w:name="aufgabe-2-1-p-7"/>
+    <w:bookmarkStart w:id="111" w:name="aufgabe-2-1-p-6"/>
     <w:p>
       <w:pPr>
         <w:pStyle w:val="Heading2"/>
@@ -5105,7 +5119,7 @@
       <w:rPr>
         <w:sz w:val="16"/>
       </w:rPr>
-      <w:t>Unterrichtsmaterial Oberschule Sachsen · Version v0.4.0-444-gad95bb4-dirty · Build 18.08.2026</w:t>
+      <w:t>Unterrichtsmaterial Oberschule Sachsen · Version v0.4.0-490-g2532335-dirty · Build 18.08.2026</w:t>
     </w:r>
   </w:p>
 </w:ftr>

--- a/Ausgabe/Klasse_9/01_Informationen_und_Daten/09_Lernkontrollen.docx
+++ b/Ausgabe/Klasse_9/01_Informationen_und_Daten/09_Lernkontrollen.docx
@@ -5119,7 +5119,7 @@
       <w:rPr>
         <w:sz w:val="16"/>
       </w:rPr>
-      <w:t>Unterrichtsmaterial Oberschule Sachsen · Version v0.4.0-490-g2532335-dirty · Build 18.08.2026</w:t>
+      <w:t>Unterrichtsmaterial Oberschule Sachsen · Version v0.4.0-521-gfaabf71-dirty · Build 19.08.2026</w:t>
     </w:r>
   </w:p>
 </w:ftr>

--- a/Ausgabe/Klasse_9/01_Informationen_und_Daten/09_Lernkontrollen.docx
+++ b/Ausgabe/Klasse_9/01_Informationen_und_Daten/09_Lernkontrollen.docx
@@ -5119,7 +5119,7 @@
       <w:rPr>
         <w:sz w:val="16"/>
       </w:rPr>
-      <w:t>Unterrichtsmaterial Oberschule Sachsen · Version v0.4.0-490-g2532335-dirty · Build 18.08.2026</w:t>
+      <w:t>Unterrichtsmaterial Oberschule Sachsen · Version v0.4.0-521-g87c4bcc-dirty · Build 19.08.2026</w:t>
     </w:r>
   </w:p>
 </w:ftr>

--- a/Ausgabe/Klasse_9/01_Informationen_und_Daten/09_Lernkontrollen.docx
+++ b/Ausgabe/Klasse_9/01_Informationen_und_Daten/09_Lernkontrollen.docx
@@ -5119,7 +5119,7 @@
       <w:rPr>
         <w:sz w:val="16"/>
       </w:rPr>
-      <w:t>Unterrichtsmaterial Oberschule Sachsen · Version v0.4.0-521-g87c4bcc-dirty · Build 19.08.2026</w:t>
+      <w:t>Unterrichtsmaterial Oberschule Sachsen · Version v0.4.0-527-gca6ed1b-dirty · Build 19.08.2026</w:t>
     </w:r>
   </w:p>
 </w:ftr>

--- a/Ausgabe/Klasse_9/01_Informationen_und_Daten/09_Lernkontrollen.docx
+++ b/Ausgabe/Klasse_9/01_Informationen_und_Daten/09_Lernkontrollen.docx
@@ -5119,7 +5119,7 @@
       <w:rPr>
         <w:sz w:val="16"/>
       </w:rPr>
-      <w:t>Unterrichtsmaterial Oberschule Sachsen · Version v0.4.0-527-gca6ed1b-dirty · Build 19.08.2026</w:t>
+      <w:t>Unterrichtsmaterial Oberschule Sachsen · Version v0.4.0-530-gbb43ae4-dirty · Build 20.08.2026</w:t>
     </w:r>
   </w:p>
 </w:ftr>

--- a/Ausgabe/Klasse_9/01_Informationen_und_Daten/09_Lernkontrollen.docx
+++ b/Ausgabe/Klasse_9/01_Informationen_und_Daten/09_Lernkontrollen.docx
@@ -5119,7 +5119,7 @@
       <w:rPr>
         <w:sz w:val="16"/>
       </w:rPr>
-      <w:t>Unterrichtsmaterial Oberschule Sachsen · Version v0.4.0-530-gbb43ae4-dirty · Build 20.08.2026</w:t>
+      <w:t>Unterrichtsmaterial Oberschule Sachsen · Version v0.4.0-534-gc09a6c6-dirty · Build 20.08.2026</w:t>
     </w:r>
   </w:p>
 </w:ftr>
